--- a/docs/video-agent-technical-implementation.docx
+++ b/docs/video-agent-technical-implementation.docx
@@ -5083,7 +5083,7 @@
           <w:color w:val="20252B"/>
           <w:sz w:val="21"/>
         </w:rPr>
-        <w:t>节点定义不保存运行状态。发布时，后端校验 schema、端口类型、必填配置、图连通性、循环边界、Tool/Skill 许可和预算，随后创建不可变 WorkflowVersion。</w:t>
+        <w:t>MVP-B 发布时，后端校验 schema、端口类型、必填配置、图连通性、循环边界、Tool/Skill 许可和预算，随后创建不可变 WorkflowVersion。MVP-A 只消费固定、已发布的默认版本，不提供图发布入口。</w:t>
       </w:r>
     </w:p>
     <w:p>
@@ -5100,7 +5100,7 @@
           <w:color w:val="20252B"/>
           <w:sz w:val="21"/>
         </w:rPr>
-        <w:t>首版创作节点必须包含 CreativeBrief、原创故事/小说生成、小说改编分析、短剧开发、短剧剧本生成和人工确认。故事/小说节点固定输出 StorySpec，短剧剧本节点固定输出 ScriptSpec；两者都通过 AgentScope + Skill + TextModelPort 执行，不能把 Skill 当成静态模板或把文本创作留给外部工具。</w:t>
+        <w:t>首版创作节点必须包含 CreativeBrief、原创故事/小说生成、改编源解析、短剧开发、短剧剧本生成和人工确认。项目先选择 `creationMode=original|adaptation`：原创以 CreativeBrief 输入；改编以 SourceMaterial 的 `materialType=novel|synopsis|existing_script` 和 `inputMode=inline_text|uploaded_file` 提交。系统保存 SourceMaterial revision、contentHash、parse/validation 状态和绑定快照，失败恢复只复用同一版本，不隐式换源。故事/小说节点固定输出项目级 StorySpec，短剧剧本节点对每个 Episode 固定输出一个 ScriptSpec；二者都通过 AgentScope + Skill + TextModelPort 执行，不能把 Skill 当成静态模板或把文本创作留给外部工具。</w:t>
       </w:r>
     </w:p>
     <w:p>
@@ -5155,212 +5155,195 @@
             <w:pPr>
               <w:spacing w:after="0" w:line="240" w:lineRule="auto"/>
             </w:pPr>
-            <w:r/>
+            <w:r>
+              <w:t>Project {</w:t>
+              <w:br/>
+              <w:t xml:space="preserve">  id, title, projectBibleVersionId, revision,</w:t>
+              <w:br/>
+              <w:t xml:space="preserve">  workflowVersionId, defaultModelBindings</w:t>
+              <w:br/>
+              <w:t>}</w:t>
+              <w:br/>
+              <w:t>Episode {</w:t>
+              <w:br/>
+              <w:t xml:space="preserve">  id, projectId, episodeNo, title, status, revision,</w:t>
+              <w:br/>
+              <w:t xml:space="preserve">  currentStorySpecVersionId, currentScriptSpecVersionId</w:t>
+              <w:br/>
+              <w:t>}</w:t>
+              <w:br/>
+              <w:t>Scene {</w:t>
+              <w:br/>
+              <w:t xml:space="preserve">  id, episodeId, sceneNo, location, timeOfDay, status, revision</w:t>
+              <w:br/>
+              <w:t>}</w:t>
+              <w:br/>
+              <w:t>Shot {</w:t>
+              <w:br/>
+              <w:t xml:space="preserve">  id, sceneId, shotNo, status, revision,</w:t>
+              <w:br/>
+              <w:t xml:space="preserve">  currentShotSpecVersionId, currentAssetRefsVersionId</w:t>
+              <w:br/>
+              <w:t>}</w:t>
+              <w:br/>
+              <w:t>SpecVersion {</w:t>
+              <w:br/>
+              <w:t xml:space="preserve">  id, ownerType, ownerId, schemaVersion, status,</w:t>
+              <w:br/>
+              <w:t xml:space="preserve">  payload, sourceRunId, parentVersionId, contentHash</w:t>
+              <w:br/>
+              <w:t>}</w:t>
+            </w:r>
             <w:r>
               <w:rPr>
                 <w:rFonts w:ascii="Consolas" w:hAnsi="Consolas" w:eastAsia="Microsoft YaHei"/>
                 <w:color w:val="303740"/>
                 <w:sz w:val="17"/>
               </w:rPr>
-              <w:t>Project {</w:t>
-            </w:r>
-            <w:r>
-              <w:br/>
-            </w:r>
+            </w:r>
+            <w:r/>
             <w:r>
               <w:rPr>
                 <w:rFonts w:ascii="Consolas" w:hAnsi="Consolas" w:eastAsia="Microsoft YaHei"/>
                 <w:color w:val="303740"/>
                 <w:sz w:val="17"/>
               </w:rPr>
-              <w:t xml:space="preserve">  id, title, projectBibleVersionId, revision,</w:t>
-            </w:r>
-            <w:r>
-              <w:br/>
-            </w:r>
+            </w:r>
+            <w:r/>
             <w:r>
               <w:rPr>
                 <w:rFonts w:ascii="Consolas" w:hAnsi="Consolas" w:eastAsia="Microsoft YaHei"/>
                 <w:color w:val="303740"/>
                 <w:sz w:val="17"/>
               </w:rPr>
-              <w:t xml:space="preserve">  workflowScopeIds[], defaultModelBindings</w:t>
-            </w:r>
-            <w:r>
-              <w:br/>
-            </w:r>
+            </w:r>
+            <w:r/>
             <w:r>
               <w:rPr>
                 <w:rFonts w:ascii="Consolas" w:hAnsi="Consolas" w:eastAsia="Microsoft YaHei"/>
                 <w:color w:val="303740"/>
                 <w:sz w:val="17"/>
               </w:rPr>
-              <w:t>}</w:t>
-            </w:r>
-            <w:r>
-              <w:br/>
-            </w:r>
+            </w:r>
+            <w:r/>
             <w:r>
               <w:rPr>
                 <w:rFonts w:ascii="Consolas" w:hAnsi="Consolas" w:eastAsia="Microsoft YaHei"/>
                 <w:color w:val="303740"/>
                 <w:sz w:val="17"/>
               </w:rPr>
-              <w:t>Episode {</w:t>
-            </w:r>
-            <w:r>
-              <w:br/>
-            </w:r>
+            </w:r>
+            <w:r/>
             <w:r>
               <w:rPr>
                 <w:rFonts w:ascii="Consolas" w:hAnsi="Consolas" w:eastAsia="Microsoft YaHei"/>
                 <w:color w:val="303740"/>
                 <w:sz w:val="17"/>
               </w:rPr>
-              <w:t xml:space="preserve">  id, projectId, episodeNo, title, status, revision,</w:t>
-            </w:r>
-            <w:r>
-              <w:br/>
-            </w:r>
+            </w:r>
+            <w:r/>
             <w:r>
               <w:rPr>
                 <w:rFonts w:ascii="Consolas" w:hAnsi="Consolas" w:eastAsia="Microsoft YaHei"/>
                 <w:color w:val="303740"/>
                 <w:sz w:val="17"/>
               </w:rPr>
-              <w:t xml:space="preserve">  currentStorySpecVersionId, currentScriptSpecVersionId</w:t>
-            </w:r>
-            <w:r>
-              <w:br/>
-            </w:r>
+            </w:r>
+            <w:r/>
             <w:r>
               <w:rPr>
                 <w:rFonts w:ascii="Consolas" w:hAnsi="Consolas" w:eastAsia="Microsoft YaHei"/>
                 <w:color w:val="303740"/>
                 <w:sz w:val="17"/>
               </w:rPr>
-              <w:t>}</w:t>
-            </w:r>
-            <w:r>
-              <w:br/>
-            </w:r>
+            </w:r>
+            <w:r/>
             <w:r>
               <w:rPr>
                 <w:rFonts w:ascii="Consolas" w:hAnsi="Consolas" w:eastAsia="Microsoft YaHei"/>
                 <w:color w:val="303740"/>
                 <w:sz w:val="17"/>
               </w:rPr>
-              <w:t>Scene {</w:t>
-            </w:r>
-            <w:r>
-              <w:br/>
-            </w:r>
+            </w:r>
+            <w:r/>
             <w:r>
               <w:rPr>
                 <w:rFonts w:ascii="Consolas" w:hAnsi="Consolas" w:eastAsia="Microsoft YaHei"/>
                 <w:color w:val="303740"/>
                 <w:sz w:val="17"/>
               </w:rPr>
-              <w:t xml:space="preserve">  id, episodeId, sceneNo, location, timeOfDay, status, revision</w:t>
-            </w:r>
-            <w:r>
-              <w:br/>
-            </w:r>
+            </w:r>
+            <w:r/>
             <w:r>
               <w:rPr>
                 <w:rFonts w:ascii="Consolas" w:hAnsi="Consolas" w:eastAsia="Microsoft YaHei"/>
                 <w:color w:val="303740"/>
                 <w:sz w:val="17"/>
               </w:rPr>
-              <w:t>}</w:t>
-            </w:r>
-            <w:r>
-              <w:br/>
-            </w:r>
+            </w:r>
+            <w:r/>
             <w:r>
               <w:rPr>
                 <w:rFonts w:ascii="Consolas" w:hAnsi="Consolas" w:eastAsia="Microsoft YaHei"/>
                 <w:color w:val="303740"/>
                 <w:sz w:val="17"/>
               </w:rPr>
-              <w:t>Shot {</w:t>
-            </w:r>
-            <w:r>
-              <w:br/>
-            </w:r>
+            </w:r>
+            <w:r/>
             <w:r>
               <w:rPr>
                 <w:rFonts w:ascii="Consolas" w:hAnsi="Consolas" w:eastAsia="Microsoft YaHei"/>
                 <w:color w:val="303740"/>
                 <w:sz w:val="17"/>
               </w:rPr>
-              <w:t xml:space="preserve">  id, sceneId, shotNo, status, revision,</w:t>
-            </w:r>
-            <w:r>
-              <w:br/>
-            </w:r>
+            </w:r>
+            <w:r/>
             <w:r>
               <w:rPr>
                 <w:rFonts w:ascii="Consolas" w:hAnsi="Consolas" w:eastAsia="Microsoft YaHei"/>
                 <w:color w:val="303740"/>
                 <w:sz w:val="17"/>
               </w:rPr>
-              <w:t xml:space="preserve">  currentShotSpecVersionId, currentAssetRefsVersionId</w:t>
-            </w:r>
-            <w:r>
-              <w:br/>
-            </w:r>
+            </w:r>
+            <w:r/>
             <w:r>
               <w:rPr>
                 <w:rFonts w:ascii="Consolas" w:hAnsi="Consolas" w:eastAsia="Microsoft YaHei"/>
                 <w:color w:val="303740"/>
                 <w:sz w:val="17"/>
               </w:rPr>
-              <w:t>}</w:t>
-            </w:r>
-            <w:r>
-              <w:br/>
-            </w:r>
+            </w:r>
+            <w:r/>
             <w:r>
               <w:rPr>
                 <w:rFonts w:ascii="Consolas" w:hAnsi="Consolas" w:eastAsia="Microsoft YaHei"/>
                 <w:color w:val="303740"/>
                 <w:sz w:val="17"/>
               </w:rPr>
-              <w:t>SpecVersion {</w:t>
-            </w:r>
-            <w:r>
-              <w:br/>
-            </w:r>
+            </w:r>
+            <w:r/>
             <w:r>
               <w:rPr>
                 <w:rFonts w:ascii="Consolas" w:hAnsi="Consolas" w:eastAsia="Microsoft YaHei"/>
                 <w:color w:val="303740"/>
                 <w:sz w:val="17"/>
               </w:rPr>
-              <w:t xml:space="preserve">  id, ownerType, ownerId, schemaVersion, status,</w:t>
-            </w:r>
-            <w:r>
-              <w:br/>
-            </w:r>
+            </w:r>
+            <w:r/>
             <w:r>
               <w:rPr>
                 <w:rFonts w:ascii="Consolas" w:hAnsi="Consolas" w:eastAsia="Microsoft YaHei"/>
                 <w:color w:val="303740"/>
                 <w:sz w:val="17"/>
               </w:rPr>
-              <w:t xml:space="preserve">  payload, sourceRunId, parentVersionId, contentHash</w:t>
-            </w:r>
-            <w:r>
-              <w:br/>
-            </w:r>
+            </w:r>
+            <w:r/>
             <w:r>
               <w:rPr>
                 <w:rFonts w:ascii="Consolas" w:hAnsi="Consolas" w:eastAsia="Microsoft YaHei"/>
                 <w:color w:val="303740"/>
                 <w:sz w:val="17"/>
               </w:rPr>
-              <w:t>}</w:t>
             </w:r>
           </w:p>
         </w:tc>
@@ -5396,7 +5379,7 @@
           <w:color w:val="20252B"/>
           <w:sz w:val="21"/>
         </w:rPr>
-        <w:t>项目级 WorkflowDraft 可以覆盖多个集；每集包含多个场次，每场包含多个镜头。Episode、Scene、Shot 是稳定实体，内容通过不可变 SpecVersion 保存；状态和 revision 由父聚合事务维护。</w:t>
+        <w:t>MVP-A 不提供可编辑 WorkflowDraft，只消费固定、已发布的 drama-mvp-a-default WorkflowVersion；通用 WorkflowDraft 覆盖多个集属于 MVP-B 目标架构。每集包含多个场次，每场包含多个镜头。Episode、Scene、Shot 是稳定实体，内容通过不可变 SpecVersion 保存；状态和 revision 由父聚合事务维护。</w:t>
       </w:r>
     </w:p>
     <w:p>
@@ -5413,7 +5396,7 @@
           <w:color w:val="20252B"/>
           <w:sz w:val="21"/>
         </w:rPr>
-        <w:t>结构对象统一使用 draft -&gt; generated -&gt; pending_review -&gt; approved/rejected -&gt; superseded/archived；只有 approved 版本可被下游生成节点读取。Schema 变更必须提供迁移器和兼容版本。</w:t>
+        <w:t>候选文本事实使用 generated -&gt; pending_review -&gt; approved|rejected|stale|superseded；已接受的不可变事实以 current/superseded/archived 引用管理，不能把候选状态直接套到所有结构对象。Schema 变更必须提供迁移器和兼容版本。</w:t>
       </w:r>
     </w:p>
     <w:p>
@@ -5430,7 +5413,7 @@
           <w:color w:val="20252B"/>
           <w:sz w:val="21"/>
         </w:rPr>
-        <w:t>故事板和工作流是同一份领域事实的两个投影：工作流保存依赖、节点配置和执行命令，故事板保存集/场/镜头顺序、筛选和审片状态，不复制 ShotSpec。</w:t>
+        <w:t>故事板与工作流是同一份领域事实的两个投影：MVP-A 工作流只读取固定 source 的依赖、节点状态和执行诊断；MVP-B 才保存通用图依赖、节点配置和执行命令。故事板保存集/场/镜头顺序、筛选和审片状态，不复制 ShotSpec。</w:t>
       </w:r>
     </w:p>
     <w:p>
@@ -5447,7 +5430,7 @@
           <w:color w:val="20252B"/>
           <w:sz w:val="21"/>
         </w:rPr>
-        <w:t>排序使用 episode_scenes.order_key 与 scene_shots.order_key（或等价的版本化关系表），跨父级移动在同一事务内更新关系、审计和下游失效标记。</w:t>
+        <w:t>MVP-A 的排序只在明确的 episode/scene 内通过携带 expectedRevision 的领域命令更新 order_key；跨父级移动属于 MVP-B，届时必须在同一事务内更新关系、审计和下游失效标记。</w:t>
       </w:r>
     </w:p>
     <w:p>
@@ -5498,7 +5481,7 @@
           <w:color w:val="20252B"/>
           <w:sz w:val="21"/>
         </w:rPr>
-        <w:t>每集可以拥有多个命名 TimelineDraft/TimelineVersion，但只有一个 current cut；项目级批量导出必须显式记录 episode_id 列表和各自 TimelineVersion，默认分别生成文件。</w:t>
+        <w:t>每集可以拥有多个命名 TimelineVersion，但 MVP-A 只有一个 current cut，且不创建 TimelineDraft；项目级批量导出必须显式记录 episode_id 列表和各自 TimelineVersion，默认分别生成文件。</w:t>
       </w:r>
     </w:p>
     <w:p>
@@ -6087,7 +6070,7 @@
           <w:color w:val="2E74B5"/>
           <w:sz w:val="26"/>
         </w:rPr>
-        <w:t>6.3 前端实现要点</w:t>
+        <w:t>6.3 MVP-B Workflow 图编辑前端实现要点</w:t>
       </w:r>
     </w:p>
     <w:p>
@@ -6138,7 +6121,7 @@
           <w:color w:val="20252B"/>
           <w:sz w:val="21"/>
         </w:rPr>
-        <w:t>拖动和视口变化按 250-500ms 合并保存；业务配置明确点击保存或自动保存 revision。</w:t>
+        <w:t>MVP-B 的图编辑可将拖动和视口变化按 250-500ms 合并保存；MVP-A 不保存图位置、业务配置或自动保存 revision。</w:t>
       </w:r>
     </w:p>
     <w:p>
@@ -6172,7 +6155,7 @@
           <w:color w:val="20252B"/>
           <w:sz w:val="21"/>
         </w:rPr>
-        <w:t>Undo/Redo 记录领域命令，不为运行事件和远程进度创建历史项。</w:t>
+        <w:t>MVP-B 的 Undo/Redo 记录领域命令，不为运行事件和远程进度创建历史项；MVP-A 不提供通用 Undo/Redo。</w:t>
       </w:r>
     </w:p>
     <w:p>
@@ -6206,7 +6189,7 @@
           <w:color w:val="20252B"/>
           <w:sz w:val="21"/>
         </w:rPr>
-        <w:t>草稿保存使用 revision 乐观锁；冲突时提供保留本地副本和比较，不做最后写入者静默覆盖。</w:t>
+        <w:t>MVP-B 草稿保存使用 revision 乐观锁；MVP-A 不创建或编辑 WorkflowDraft。</w:t>
       </w:r>
     </w:p>
     <w:p>
@@ -6939,179 +6922,165 @@
             <w:pPr>
               <w:spacing w:after="0" w:line="240" w:lineRule="auto"/>
             </w:pPr>
-            <w:r/>
+            <w:r>
+              <w:t>AssetEditContext {</w:t>
+              <w:br/>
+              <w:t xml:space="preserve">  projectId, workflowVersionId, episodeId, sceneId, shotId, nodeId,</w:t>
+              <w:br/>
+              <w:t xml:space="preserve">  assetId, assetVersionId, assetType,</w:t>
+              <w:br/>
+              <w:t xml:space="preserve">  selection?: {</w:t>
+              <w:br/>
+              <w:t xml:space="preserve">    kind: "text" | "mask" | "time_range",</w:t>
+              <w:br/>
+              <w:t xml:space="preserve">    textRange?: { start, end },</w:t>
+              <w:br/>
+              <w:t xml:space="preserve">    maskAssetVersionId?: string,</w:t>
+              <w:br/>
+              <w:t xml:space="preserve">    timeRangeFrames?: { start, end }</w:t>
+              <w:br/>
+              <w:t xml:space="preserve">  },</w:t>
+              <w:br/>
+              <w:t xml:space="preserve">  upstreamRefs[], downstreamRefs[], usedBy[]</w:t>
+              <w:br/>
+              <w:t>}</w:t>
+              <w:br/>
+              <w:t>AssetEditPlan {</w:t>
+              <w:br/>
+              <w:t xml:space="preserve">  id, baseAssetVersionId, intent,</w:t>
+              <w:br/>
+              <w:t xml:space="preserve">  operations[], impactAnalysis, toolPolicy, estimatedCost,</w:t>
+              <w:br/>
+              <w:t xml:space="preserve">  requiresConfirmation, expectedOutputType</w:t>
+              <w:br/>
+              <w:t>}</w:t>
+            </w:r>
             <w:r>
               <w:rPr>
                 <w:rFonts w:ascii="Consolas" w:hAnsi="Consolas" w:eastAsia="Microsoft YaHei"/>
                 <w:color w:val="303740"/>
                 <w:sz w:val="17"/>
               </w:rPr>
-              <w:t>AssetEditContext {</w:t>
-            </w:r>
-            <w:r>
-              <w:br/>
-            </w:r>
+            </w:r>
+            <w:r/>
             <w:r>
               <w:rPr>
                 <w:rFonts w:ascii="Consolas" w:hAnsi="Consolas" w:eastAsia="Microsoft YaHei"/>
                 <w:color w:val="303740"/>
                 <w:sz w:val="17"/>
               </w:rPr>
-              <w:t xml:space="preserve">  projectId, workflowDraftId, episodeId, sceneId, shotId, nodeId,</w:t>
-            </w:r>
-            <w:r>
-              <w:br/>
-            </w:r>
+            </w:r>
+            <w:r/>
             <w:r>
               <w:rPr>
                 <w:rFonts w:ascii="Consolas" w:hAnsi="Consolas" w:eastAsia="Microsoft YaHei"/>
                 <w:color w:val="303740"/>
                 <w:sz w:val="17"/>
               </w:rPr>
-              <w:t xml:space="preserve">  assetId, assetVersionId, assetType,</w:t>
-            </w:r>
-            <w:r>
-              <w:br/>
-            </w:r>
+            </w:r>
+            <w:r/>
             <w:r>
               <w:rPr>
                 <w:rFonts w:ascii="Consolas" w:hAnsi="Consolas" w:eastAsia="Microsoft YaHei"/>
                 <w:color w:val="303740"/>
                 <w:sz w:val="17"/>
               </w:rPr>
-              <w:t xml:space="preserve">  selection?: {</w:t>
-            </w:r>
-            <w:r>
-              <w:br/>
-            </w:r>
+            </w:r>
+            <w:r/>
             <w:r>
               <w:rPr>
                 <w:rFonts w:ascii="Consolas" w:hAnsi="Consolas" w:eastAsia="Microsoft YaHei"/>
                 <w:color w:val="303740"/>
                 <w:sz w:val="17"/>
               </w:rPr>
-              <w:t xml:space="preserve">    kind: "text" | "mask" | "time_range",</w:t>
-            </w:r>
-            <w:r>
-              <w:br/>
-            </w:r>
+            </w:r>
+            <w:r/>
             <w:r>
               <w:rPr>
                 <w:rFonts w:ascii="Consolas" w:hAnsi="Consolas" w:eastAsia="Microsoft YaHei"/>
                 <w:color w:val="303740"/>
                 <w:sz w:val="17"/>
               </w:rPr>
-              <w:t xml:space="preserve">    textRange?: { start, end },</w:t>
-            </w:r>
-            <w:r>
-              <w:br/>
-            </w:r>
+            </w:r>
+            <w:r/>
             <w:r>
               <w:rPr>
                 <w:rFonts w:ascii="Consolas" w:hAnsi="Consolas" w:eastAsia="Microsoft YaHei"/>
                 <w:color w:val="303740"/>
                 <w:sz w:val="17"/>
               </w:rPr>
-              <w:t xml:space="preserve">    maskAssetVersionId?: string,</w:t>
-            </w:r>
-            <w:r>
-              <w:br/>
-            </w:r>
+            </w:r>
+            <w:r/>
             <w:r>
               <w:rPr>
                 <w:rFonts w:ascii="Consolas" w:hAnsi="Consolas" w:eastAsia="Microsoft YaHei"/>
                 <w:color w:val="303740"/>
                 <w:sz w:val="17"/>
               </w:rPr>
-              <w:t xml:space="preserve">    timeRangeFrames?: { start, end }</w:t>
-            </w:r>
-            <w:r>
-              <w:br/>
-            </w:r>
+            </w:r>
+            <w:r/>
             <w:r>
               <w:rPr>
                 <w:rFonts w:ascii="Consolas" w:hAnsi="Consolas" w:eastAsia="Microsoft YaHei"/>
                 <w:color w:val="303740"/>
                 <w:sz w:val="17"/>
               </w:rPr>
-              <w:t xml:space="preserve">  },</w:t>
-            </w:r>
-            <w:r>
-              <w:br/>
-            </w:r>
+            </w:r>
+            <w:r/>
             <w:r>
               <w:rPr>
                 <w:rFonts w:ascii="Consolas" w:hAnsi="Consolas" w:eastAsia="Microsoft YaHei"/>
                 <w:color w:val="303740"/>
                 <w:sz w:val="17"/>
               </w:rPr>
-              <w:t xml:space="preserve">  upstreamRefs[], downstreamRefs[], usedBy[]</w:t>
-            </w:r>
-            <w:r>
-              <w:br/>
-            </w:r>
+            </w:r>
+            <w:r/>
             <w:r>
               <w:rPr>
                 <w:rFonts w:ascii="Consolas" w:hAnsi="Consolas" w:eastAsia="Microsoft YaHei"/>
                 <w:color w:val="303740"/>
                 <w:sz w:val="17"/>
               </w:rPr>
-              <w:t>}</w:t>
-            </w:r>
-            <w:r>
-              <w:br/>
-            </w:r>
+            </w:r>
+            <w:r/>
             <w:r>
               <w:rPr>
                 <w:rFonts w:ascii="Consolas" w:hAnsi="Consolas" w:eastAsia="Microsoft YaHei"/>
                 <w:color w:val="303740"/>
                 <w:sz w:val="17"/>
               </w:rPr>
-              <w:t>AssetEditPlan {</w:t>
-            </w:r>
-            <w:r>
-              <w:br/>
-            </w:r>
+            </w:r>
+            <w:r/>
             <w:r>
               <w:rPr>
                 <w:rFonts w:ascii="Consolas" w:hAnsi="Consolas" w:eastAsia="Microsoft YaHei"/>
                 <w:color w:val="303740"/>
                 <w:sz w:val="17"/>
               </w:rPr>
-              <w:t xml:space="preserve">  id, baseAssetVersionId, intent,</w:t>
-            </w:r>
-            <w:r>
-              <w:br/>
-            </w:r>
+            </w:r>
+            <w:r/>
             <w:r>
               <w:rPr>
                 <w:rFonts w:ascii="Consolas" w:hAnsi="Consolas" w:eastAsia="Microsoft YaHei"/>
                 <w:color w:val="303740"/>
                 <w:sz w:val="17"/>
               </w:rPr>
-              <w:t xml:space="preserve">  operations[], impactAnalysis, toolPolicy, estimatedCost,</w:t>
-            </w:r>
-            <w:r>
-              <w:br/>
-            </w:r>
+            </w:r>
+            <w:r/>
             <w:r>
               <w:rPr>
                 <w:rFonts w:ascii="Consolas" w:hAnsi="Consolas" w:eastAsia="Microsoft YaHei"/>
                 <w:color w:val="303740"/>
                 <w:sz w:val="17"/>
               </w:rPr>
-              <w:t xml:space="preserve">  requiresConfirmation, expectedOutputType</w:t>
-            </w:r>
-            <w:r>
-              <w:br/>
-            </w:r>
+            </w:r>
+            <w:r/>
             <w:r>
               <w:rPr>
                 <w:rFonts w:ascii="Consolas" w:hAnsi="Consolas" w:eastAsia="Microsoft YaHei"/>
                 <w:color w:val="303740"/>
                 <w:sz w:val="17"/>
               </w:rPr>
-              <w:t>}</w:t>
             </w:r>
           </w:p>
         </w:tc>
@@ -7198,7 +7167,7 @@
           <w:color w:val="20252B"/>
           <w:sz w:val="21"/>
         </w:rPr>
-        <w:t>文本生成新 StorySpec/ScriptSpec 或文本资产版本；图片调用 ImageGenerationPort.edit；视频优先调用模型编辑/参考能力，不支持时创建替代镜头生成任务；音频重生成所选片段；时间线只产生受控领域命令。</w:t>
+        <w:t>文本生成新的 StorySpec/ScriptSpec 或文本资产版本；图片调用 ImageGenerationPort.edit；视频优先调用模型编辑/参考能力，不支持时创建替代镜头生成任务；音频和时间线不由 Agent 执行重生成，均只通过 owner 的受控 SoundCue 或 Timeline typed command 修改。</w:t>
       </w:r>
     </w:p>
     <w:p>
@@ -7215,7 +7184,7 @@
           <w:color w:val="20252B"/>
           <w:sz w:val="21"/>
         </w:rPr>
-        <w:t>执行任务交给 AssetEditWorkflow；所有输出先登记为候选 AssetVersion。服务端先计算 impactAnalysis，再通过 Signal 接受；事务内只能选择当前镜头、当前场次、当前集或用户明确选择的引用集合，不能使用‘当前节点/全部草稿’这类隐含范围。</w:t>
+        <w:t>image/video 执行任务交给 AssetEditWorkflow；其所有输出先登记为候选 AssetVersion。服务端先计算 impactAnalysis，再通过 Signal 接受；事务内只能选择当前镜头、当前场次、当前集或用户明确选择的引用集合，不能使用‘当前节点/全部草稿’这类隐含范围。</w:t>
       </w:r>
     </w:p>
     <w:p>
@@ -7232,7 +7201,7 @@
           <w:color w:val="20252B"/>
           <w:sz w:val="21"/>
         </w:rPr>
-        <w:t>文本或连续性设定修改必须返回 staleTargets、保留旧版本策略和是否需要重新审核；已在时间线中的旧片段不被静默替换。配乐、音效和混音修改输出 AudioEditPlan/MixPlan，只能转换为受控 SoundCue 或时间线命令。</w:t>
+        <w:t>文本或连续性设定修改必须返回 staleTargets、保留旧版本策略和是否需要重新审核；已在时间线中的旧片段不被静默替换。配乐、音效和混音修改只生成受控 SoundCue 或 Timeline typed command，不能输出 AudioEditPlan/MixPlan、创建 Agent 执行工作流或候选音频 AssetVersion。</w:t>
       </w:r>
     </w:p>
     <w:p>
@@ -7483,7 +7452,7 @@
           <w:color w:val="20252B"/>
           <w:sz w:val="21"/>
         </w:rPr>
-        <w:t>使用整数帧作为视频编辑时间；音频 Worker 可以使用采样位置，但 API/前端统一将编辑边界转换为帧。每集创建一个默认 cut，也允许复制出多个命名 cut；只有用户明确选择的 TimelineVersion 才能渲染或导出，避免渲染过程中草稿变化。</w:t>
+        <w:t>使用整数帧作为视频编辑时间；音频 Worker 可以使用采样位置，但 API/前端统一将编辑边界转换为帧。每集维护一个 current cut；成功的 MVP-A typed command 立即持久化新的 revision，用户可命名并只读比较版本，但不得复制 Timeline、通用撤销/重做或恢复旧版本。只有用户明确选择的 TimelineVersion 才能渲染或导出，避免渲染过程中草稿变化。</w:t>
       </w:r>
     </w:p>
     <w:p>
@@ -7532,7 +7501,7 @@
           <w:color w:val="20252B"/>
           <w:sz w:val="21"/>
         </w:rPr>
-        <w:t>拖动、裁剪、拆分、删除、复制和排序实现为可逆 Command，支持稳定 Undo/Redo。</w:t>
+        <w:t>MVP-A 的裁剪、拆分、删除和排序均为携带 expectedRevision 的 typed command；成功立即持久化，409 零部分写入并由客户端回滚/refetch。复制与 Undo/Redo 属 MVP-B。</w:t>
       </w:r>
     </w:p>
     <w:p>
@@ -7549,7 +7518,7 @@
           <w:color w:val="20252B"/>
           <w:sz w:val="21"/>
         </w:rPr>
-        <w:t>吸附候选包括播放头、片段边界、标记、字幕边界和时间线零点。</w:t>
+        <w:t>吸附属于 MVP-B；MVP-A 只提供整数帧播放头、裁剪、拆分、删除和排序，不定义自动吸附状态。</w:t>
       </w:r>
     </w:p>
     <w:p>
@@ -7566,7 +7535,7 @@
           <w:color w:val="20252B"/>
           <w:sz w:val="21"/>
         </w:rPr>
-        <w:t>编辑命令先本地执行；按事务批次保存，服务器使用 revision 检测冲突。</w:t>
+        <w:t>客户端可进行仅供预览的本地反馈，但每个 MVP-A 编辑 command 都必须立即提交并持久化；服务器以 revision 检测冲突，409 时客户端回滚并重新读取，不能以批次自动保存替代 owner command。</w:t>
       </w:r>
     </w:p>
     <w:p>
@@ -8290,7 +8259,7 @@
           <w:color w:val="20252B"/>
           <w:sz w:val="21"/>
         </w:rPr>
-        <w:t>轻量工程包：</w:t>
+        <w:t>MVP-A 轻量工程包：只读 `exportProfile=light` artifact，包含 manifest、项目设置、固定 WorkflowVersion source、项目级 StorySpec、每集 ScriptSpec、AssetBible、ShotSpec、时间线、模型/Skill 版本、参数、字幕和带 TOS object ref/checksum 的资产引用，不复制大型媒体；不提供导入、回导或恢复 UI/API。</w:t>
       </w:r>
       <w:r>
         <w:rPr>
@@ -8299,7 +8268,6 @@
           <w:color w:val="20252B"/>
           <w:sz w:val="21"/>
         </w:rPr>
-        <w:t>ZIP 包含项目设置、工作流版本、StorySpec、AssetBible、ShotSpec、时间线、模型/Skill 版本、参数、字幕及带 TOS object ref/checksum 的资产 manifest，不复制大型媒体；没有 TOS 凭据也可导入结构，但媒体会显示待恢复。</w:t>
       </w:r>
     </w:p>
     <w:p>
@@ -8313,7 +8281,7 @@
           <w:color w:val="20252B"/>
           <w:sz w:val="21"/>
         </w:rPr>
-        <w:t>完整工程包：</w:t>
+        <w:t>MVP-B portable 工程包才在 light manifest 基础上加入全部源素材、代理、生成结果、音频和校验文件，并定义回导；该能力不是 MVP-A 输出或验收项。</w:t>
       </w:r>
       <w:r>
         <w:rPr>
@@ -8322,7 +8290,6 @@
           <w:color w:val="20252B"/>
           <w:sz w:val="21"/>
         </w:rPr>
-        <w:t>在轻量包基础上从 TOS 下载并加入全部源素材、代理、生成结果、音频和校验文件；导出前固定对象版本和 checksum，并检查本地临时空间。</w:t>
       </w:r>
     </w:p>
     <w:p>
@@ -8336,7 +8303,7 @@
           <w:color w:val="20252B"/>
           <w:sz w:val="21"/>
         </w:rPr>
-        <w:t>文件输出：</w:t>
+        <w:t>MVP-A 文件输出只产生 MP4、SRT 与 light 工程包；portable/完整工程包及任何回导仅属于 MVP-B，不包含任何平台发布、账号授权或渠道上传逻辑。</w:t>
       </w:r>
       <w:r>
         <w:rPr>
@@ -8345,7 +8312,6 @@
           <w:color w:val="20252B"/>
           <w:sz w:val="21"/>
         </w:rPr>
-        <w:t>首版只输出 MP4、SRT 与两类工程包，不包含任何平台发布、账号授权或渠道上传逻辑。</w:t>
       </w:r>
     </w:p>
     <w:p>
@@ -8619,7 +8585,7 @@
           <w:color w:val="20252B"/>
           <w:sz w:val="21"/>
         </w:rPr>
-        <w:t>AudioAsset.category 至少支持 dialogue、narration、music、ambience、sfx；导入后由 Media Worker 生成标准代理、波形、响度、峰值、时长和 checksum，授权/来源作为必填元数据。</w:t>
+        <w:t>MVP-A AudioAsset.category 仅支持 dialogue、music、ambience、effects；narration/TTS 属 MVP-B。导入后由 Media Worker 生成标准代理、波形、响度、峰值、时长和 checksum，授权/来源作为必填元数据。</w:t>
       </w:r>
     </w:p>
     <w:p>
@@ -8653,7 +8619,7 @@
           <w:color w:val="20252B"/>
           <w:sz w:val="21"/>
         </w:rPr>
-        <w:t>TimelineDocument 的轨道类型至少包括 dialogue、narration、music、ambience、sfx、master；Clip 支持 gain、pan、fade、loop、speed 和 busId。</w:t>
+        <w:t>MVP-A TimelineDocument 的轨道类型固定为 dialogue、music、ambience、effects、master；Clip 仅支持静态 gain、mute、solo、线性 fade 和静态 transform。narration、pan、loop、speed、track lock 和扩展 bus 路由属于 MVP-B。</w:t>
       </w:r>
     </w:p>
     <w:p>
@@ -8670,7 +8636,7 @@
           <w:color w:val="20252B"/>
           <w:sz w:val="21"/>
         </w:rPr>
-        <w:t>AudioMixWorkflow 先生成预览混音，再通过 FFmpeg/受控滤镜完成最终混音；默认对话/旁白期间对音乐和环境声执行 ducking，混音预设支持项目/集覆盖。</w:t>
+        <w:t>AudioMixWorkflow 先生成预览混音，再通过 FFmpeg/受控滤镜完成最终混音；MVP-A 仅在 dialogue 区间对 music、ambience、effects 执行 ducking，混音预设支持项目/集覆盖。</w:t>
       </w:r>
     </w:p>
     <w:p>
@@ -8817,7 +8783,7 @@
           <w:color w:val="20252B"/>
           <w:sz w:val="21"/>
         </w:rPr>
-        <w:t>workflows：</w:t>
+        <w:t>workflows：MVP-A 固定 published WorkflowVersion 的 ensure/binding/run；草稿、图校验、发布和版本升级属于 MVP-B。</w:t>
       </w:r>
       <w:r>
         <w:rPr>
@@ -8826,7 +8792,6 @@
           <w:color w:val="20252B"/>
           <w:sz w:val="21"/>
         </w:rPr>
-        <w:t>草稿、校验、发布和版本。</w:t>
       </w:r>
     </w:p>
     <w:p>
@@ -8932,7 +8897,7 @@
           <w:color w:val="20252B"/>
           <w:sz w:val="21"/>
         </w:rPr>
-        <w:t>timelines：</w:t>
+        <w:t>timelines：MVP-A 的受限 typed command、四类音轨、ducking、手工字幕、版本和导出；复制、自动保存、Undo/Redo、恢复、吸附和高级编辑属于 MVP-B。</w:t>
       </w:r>
       <w:r>
         <w:rPr>
@@ -8941,7 +8906,6 @@
           <w:color w:val="20252B"/>
           <w:sz w:val="21"/>
         </w:rPr>
-        <w:t>草稿、命名 cut、视频/音频轨道、混音预设、响度预检、版本和导出。</w:t>
       </w:r>
     </w:p>
     <w:p>
@@ -8955,7 +8919,7 @@
           <w:color w:val="20252B"/>
           <w:sz w:val="21"/>
         </w:rPr>
-        <w:t>reviews：</w:t>
+        <w:t>reviews：MVP-A 的通过、驳回、重拍和影响状态；评论、时间码和提醒属于 MVP-B。</w:t>
       </w:r>
       <w:r>
         <w:rPr>
@@ -8964,7 +8928,6 @@
           <w:color w:val="20252B"/>
           <w:sz w:val="21"/>
         </w:rPr>
-        <w:t>审核、评论、通过、驳回和重拍。</w:t>
       </w:r>
     </w:p>
     <w:p>
@@ -10689,7 +10652,7 @@
           <w:b w:val="0"/>
           <w:sz w:val="19"/>
         </w:rPr>
-        <w:t>Agent Worker 装配 AgentScope、SkillRegistry/Router、文本创作和 EditPlan Activity；Generation Worker 装配 Text/Image/Video/TTS/ASR Adapter；Media Worker 装配受控 FFmpeg/ffprobe、StoragePort 和媒体 application service。三者复用 application service 和 Port，不复制预算、版本、素材或领域规则。不同 Worker 使用独立 task queue、资源限制和凭据边界；媒体任务不能与 API 共用执行线程池。</w:t>
+        <w:t>Agent Worker 装配 AgentScope、SkillRegistry/Router、文本创作和 EditPlan Activity；Generation Worker 在 MVP-A 装配 Text/Image/Video Adapter，TTS/ASR Adapter 仅作为 MVP-B 目标扩展，不进入阶段一运行或验收；Media Worker 装配受控 FFmpeg/ffprobe、StoragePort 和媒体 application service。三者复用 application service 和 Port，不复制预算、版本、素材或领域规则。不同 Worker 使用独立 task queue、资源限制和凭据边界；媒体任务不能与 API 共用执行线程池。</w:t>
       </w:r>
     </w:p>
     <w:p>
@@ -12590,14 +12553,22 @@
         <w:jc w:val="left"/>
       </w:pPr>
       <w:r>
-        <w:rPr>
-          <w:rFonts w:ascii="Calibri" w:hAnsi="Calibri" w:eastAsia="Microsoft YaHei"/>
-          <w:b w:val="0"/>
-          <w:i w:val="0"/>
-          <w:color w:val="20252B"/>
-          <w:sz w:val="21"/>
-        </w:rPr>
-        <w:t>首版由内部 SkillRegistry 扫描本地 Git Skill 包并读取 manifest；业务只依赖上述接口，不依赖某个外部 Skill 服务。默认路由先做确定性过滤，再进行关键词/标签排序；候选规模增大后，可在 Agent Worker 内嵌 semantic-router 做语义排序，最后由平台策略裁决。</w:t>
+        <w:t>首版由内部 SkillRegistry 读取本地 Registry 索引和已批准 manifest metadata；业务只依赖上述接口，不依赖某个外部 Skill 服务。Registry 支持任意数量的 registry candidate 和 immutable SkillRevision；候选注册不等于 approved 或 runnable。默认路由先做确定性过滤，再进行关键词/标签排序；候选规模增大后，可在 Agent Worker 内嵌 semantic-router 做语义排序，最后由平台策略裁决。</w:t>
+      </w:r>
+    </w:p>
+    <w:p>
+      <w:r>
+        <w:t>阶段一 Skill 注册、加载与冻结：系统登记八项 registry candidate。Agent Worker 启动时只加载 Registry 索引与已批准 metadata，不把八项候选当作启动 lock。默认 Workflow 仅绑定并要求 approved 的 novel-writing 与 drama-skills；其余候选可保持 pending_provenance/disabled，只有节点允许、显式启用和路由条件满足时才按需读取正文并进入新运行。Git 来源使用 commit/digest；公开网页 Markdown 来源使用 archive URL、获取时间、digest 与 license status。校验失败只阻断请求该 revision 的节点，不影响无关默认节点，也不隐式 fallback。</w:t>
+      </w:r>
+    </w:p>
+    <w:p>
+      <w:r>
+        <w:t>SkillRouter 完成候选过滤和人工/策略裁决后，运行在启动或显式生成 command 时冻结 SkillRevision、Model、参数和 capability snapshot，并写入 WorkflowRun/NodeRun/ProviderCall 审计；刷新、重试和 Worker 重启只恢复同一 snapshot。加载过程先读摘要和 manifest，再按需读取 SKILL.md 与 references；第三方 Skill 只读，不执行 scripts，不直接访问网络、子进程、任意文件或密钥。</w:t>
+      </w:r>
+    </w:p>
+    <w:p>
+      <w:r>
+        <w:t>Skill 只能产出既有 Schema 约束的结构化创作规格或检查结果，不能直接写领域事实、调用 Provider 或执行媒体命令。新增 Skill 必须复用同一 SkillRegistry/SkillRouter，并经过来源、许可证、访问权限和目标模型能力审计；未通过 capability probe 或未被显式启用时保持 disabled，不进入阶段一默认 Workflow，也不改变现有领域模型。Hell Grind 三项 Skill 只作为可选提示词/风格增强，不能替代 drama-skills 或 novel-writing 的阶段所有权。</w:t>
       </w:r>
     </w:p>
     <w:p>
@@ -14612,14 +14583,7 @@
         <w:jc w:val="left"/>
       </w:pPr>
       <w:r>
-        <w:rPr>
-          <w:rFonts w:ascii="Calibri" w:hAnsi="Calibri" w:eastAsia="Microsoft YaHei"/>
-          <w:b w:val="0"/>
-          <w:i w:val="0"/>
-          <w:color w:val="20252B"/>
-          <w:sz w:val="21"/>
-        </w:rPr>
-        <w:t>文本创作节点由 AgentScope 编排：原创故事/小说节点加载 novel-writing，短剧开发与剧本节点加载 drama-skills，然后通过 TextModelPort 调用项目选定的文本模型。Skill 提供创作步骤、上下文组织、输出 Schema 和检查规则；Codex 中转站或 DeepSeek 执行实际生成。用户确认后的 StorySpec 与 ScriptSpec 才能成为下游资产、分镜和视频节点的输入。</w:t>
+        <w:t>文本创作节点由 AgentScope 编排：SkillRouter 在默认文本角色的 allowedSkills 内选择 novel-writing 或 drama-skills，然后通过 TextModelPort 调用项目按 selectionMode 解析出的文本模型；默认模板固定拓扑和逻辑角色，Provider/Profile/Model 通常 inherit 项目默认值，运行时冻结最终选择。其他已注册 Skill 只有在节点允许、项目/阶段/目标模型匹配且被显式启用时才参与路由。Skill 提供创作步骤、上下文组织、输出 Schema 和检查规则；Codex 中转站或 DeepSeek 执行实际生成。用户确认后的项目级 StorySpec 与每集 ScriptSpec 才能成为下游资产、分镜和视频节点的输入。</w:t>
       </w:r>
     </w:p>
     <w:p>
@@ -14804,7 +14768,7 @@
           <w:color w:val="20252B"/>
           <w:sz w:val="21"/>
         </w:rPr>
-        <w:t>EditPlan、AudioEditPlan 和 MixPlan 必须包含 baseAssetVersionId/TimelineVersion、操作列表、输出类型、预计费用和工具策略；执行前由服务端再次校验 Schema、权限、预算、授权和模型能力。</w:t>
+        <w:t>MVP-A 只有 image/video AssetEditPlan，且必须包含 baseAssetVersionId、操作列表、输出类型、预计费用和工具策略；story/script 只生成 TextReview successor/stale closure，audio/TimelineVersion 只接受 Timeline editor typed command，不定义 AudioEditPlan 或 MixPlan。执行前由服务端再次校验 Schema、权限、预算、授权和模型能力。</w:t>
       </w:r>
     </w:p>
     <w:p>
@@ -16734,7 +16698,7 @@
           <w:color w:val="20252B"/>
           <w:sz w:val="21"/>
         </w:rPr>
-        <w:t>StoragePort 同时提供 TOSAdapter 与 LocalWorkspaceAdapter。LocalWorkspaceAdapter 仅用于离线开发或临时降级，不能把本地绝对路径写入业务契约；切换 Adapter 不改变项目、资产、工作流和时间线数据。</w:t>
+        <w:t>StoragePort 同时提供 TOSAdapter 与 LocalWorkspaceAdapter。LocalWorkspaceAdapter 仅用于显式选择的离线开发或测试 profile，不是 TOS 失败时的临时降级路径，不能把本地绝对路径写入业务契约；运行开始冻结 Adapter/Profile，TOS 失败只可重试或返回诊断，不得隐式切换。</w:t>
       </w:r>
     </w:p>
     <w:p>
@@ -17747,7 +17711,7 @@
           <w:color w:val="20252B"/>
           <w:sz w:val="21"/>
         </w:rPr>
-        <w:t>补偿：</w:t>
+        <w:t>补偿：工程包导出失败不删除成片；调用预检失败不提交；部分批量生成可保留已成功的未引用候选，但不得部分接受或改写 current 引用。</w:t>
       </w:r>
       <w:r>
         <w:rPr>
@@ -17756,7 +17720,6 @@
           <w:color w:val="20252B"/>
           <w:sz w:val="21"/>
         </w:rPr>
-        <w:t>工程包导出失败不删除成片；调用预检失败不提交；部分批量失败保留成功镜头。</w:t>
       </w:r>
     </w:p>
     <w:p>
@@ -17839,7 +17802,7 @@
           <w:color w:val="20252B"/>
           <w:sz w:val="21"/>
         </w:rPr>
-        <w:t>备份：</w:t>
+        <w:t>备份：定期导出 PostgreSQL、TOS 对象 manifest/版本信息、Compose 配置和 Skill 锁定清单；Docker Secret 主密钥与 TOS 凭据单独备份。恢复必须先恢复数据库，再按 manifest 校验 TOS 对象 checksum/ETag；MVP-A 的恢复演练不使用工程包回导，完整包回导留待 MVP-B。</w:t>
       </w:r>
       <w:r>
         <w:rPr>
@@ -17848,7 +17811,6 @@
           <w:color w:val="20252B"/>
           <w:sz w:val="21"/>
         </w:rPr>
-        <w:t>定期导出 PostgreSQL、TOS 对象 manifest/版本信息、Compose 配置和 Skill 锁定清单；Docker Secret 主密钥与 TOS 凭据单独备份。恢复必须先恢复数据库，再按 manifest 校验 TOS 对象 checksum/ETag，并完成一个工程包回导演练。</w:t>
       </w:r>
     </w:p>
     <w:p>
@@ -21174,7 +21136,7 @@
           <w:color w:val="20252B"/>
           <w:sz w:val="21"/>
         </w:rPr>
-        <w:t>项目可生成多集；每集可生成多场和多个镜头；工作流/故事板双视图切换、排序、审核和按集时间线导出通过。</w:t>
+        <w:t>项目可生成多集；每集可生成多场和多个镜头；MVP-A 工作流/故事板双视图只读展示固定 source 与受限排序、审核、按集时间线导出，不验收任何 WorkflowDraft 图编辑。</w:t>
       </w:r>
     </w:p>
     <w:p>
@@ -21259,7 +21221,7 @@
           <w:color w:val="20252B"/>
           <w:sz w:val="21"/>
         </w:rPr>
-        <w:t>第三方 Skill 许可证已登记；zy-cinematic-realism 的非商业限制已处理；路由核心不依赖 ai-skills。</w:t>
+        <w:t>默认 Workflow 所绑定的第三方 Skill 审计、许可证和 provenance 已登记；其余 registry candidate 可保持 pending_provenance/disabled，不能成为默认流程或启动前置。zy-cinematic-realism 的非商业限制在任何启用前必须处理；路由核心不依赖 ai-skills。</w:t>
       </w:r>
     </w:p>
     <w:p>
@@ -21293,7 +21255,7 @@
           <w:color w:val="20252B"/>
           <w:sz w:val="21"/>
         </w:rPr>
-        <w:t>PostgreSQL 元数据与 TOS 对象 manifest 完成一次备份和恢复演练；恢复后能校验 checksum 并回导工程包。</w:t>
+        <w:t>PostgreSQL 元数据与 TOS 对象 manifest 完成一次备份和恢复演练；恢复后能校验 checksum/ETag，不在 MVP-A 回导工程包。</w:t>
       </w:r>
     </w:p>
     <w:p>
@@ -21310,7 +21272,7 @@
           <w:color w:val="20252B"/>
           <w:sz w:val="21"/>
         </w:rPr>
-        <w:t>Codex 中转站完成 /v1/models 同步和推理；GPT Image 2 中转站完成文生图、参考图与编辑能力验证；Agnes AI capability snapshot 中账号实际启用的视频模式完成验证；MVP-B 完成 Fish Audio 和 Groq ASR 验证。</w:t>
+        <w:t>显式 opt-in 的 Codex 中转站完成 /v1/models candidate diff 和推理 probe；默认测试仍为 Mock/Local。GPT Image 2 中转站完成文生图、参考图与编辑能力验证；Agnes AI capability snapshot 中账号实际启用的一个稳定 image-to-video mode 完成验证。Fish Audio 和 Groq ASR 保持 MVP-B catalog candidate，不进入阶段一验证。</w:t>
       </w:r>
     </w:p>
     <w:p>
@@ -21327,7 +21289,7 @@
           <w:color w:val="20252B"/>
           <w:sz w:val="21"/>
         </w:rPr>
-        <w:t>画布素材对话可绑定当前 AssetVersion 和选区/时间范围；Agent 输出可校验 EditPlan 和影响分析，执行产生候选版本，接受时可替换当前镜头、当前场次、当前集或用户勾选的引用集合，拒绝与并发冲突不会覆盖原素材。</w:t>
+        <w:t>画布素材对话可绑定当前 AssetVersion 和选区/时间范围；只有 image/video Agent 输出可校验 AssetEditPlan 和影响分析，执行产生候选版本，接受时可替换当前镜头、当前场次、当前集或用户勾选的引用集合。story/script 走 TextReview，audio/Timeline 走 typed command；拒绝与并发冲突不会覆盖原素材。</w:t>
       </w:r>
     </w:p>
     <w:p>
@@ -21344,7 +21306,7 @@
           <w:color w:val="20252B"/>
           <w:sz w:val="21"/>
         </w:rPr>
-        <w:t>Provider 和模型可增删改查、启停、测试并设置全局/项目默认；数据库内 API Key 为密文，主密钥仅由 Docker Secret 提供。</w:t>
+        <w:t>Provider 和模型可作为 catalog candidate 增删改查、启停并设置全局/项目默认；只有 `runnable=true`、`featureGate=MVP-A` 的已安装 operation 可测试或作为阶段一默认。数据库内 API Key 为密文，主密钥仅由 Docker Secret 提供。</w:t>
       </w:r>
     </w:p>
     <w:p>
@@ -21361,7 +21323,7 @@
           <w:color w:val="20252B"/>
           <w:sz w:val="21"/>
         </w:rPr>
-        <w:t>MP4、SRT、轻量工程包和完整工程包均可导出并重新导入校验；不存在平台发布入口。</w:t>
+        <w:t>MVP-A 只验证 MP4、SRT 和 light 工程包导出及 manifest 可解析性；任何工程包重新导入与完整工程包属于 MVP-B，不存在平台发布入口。</w:t>
       </w:r>
     </w:p>
     <w:p>
@@ -23290,7 +23252,7 @@
           <w:color w:val="20252B"/>
           <w:sz w:val="21"/>
         </w:rPr>
-        <w:t>建立 React Flow 300 节点与动态预览的性能基线，并记录帧率、内存和交互延迟。</w:t>
+        <w:t>MVP-B 开始实现图编辑前，再建立 React Flow 300 节点与动态预览的性能基线，并记录帧率、内存和交互延迟；MVP-A 只验证固定 WorkflowVersion 的只读 source/run 投影。</w:t>
       </w:r>
     </w:p>
     <w:p>
@@ -23324,7 +23286,7 @@
           <w:color w:val="20252B"/>
           <w:sz w:val="21"/>
         </w:rPr>
-        <w:t>完整验证 Agnes AI 已开放的视频能力：任务提交、状态查询、结果下载、失败处理、文生、图生、关键帧、多模态参考、画幅、时长和分辨率；预览能力通过功能开关启用。</w:t>
+        <w:t>MVP-A 只验证 capability probe 通过的一个稳定 Agnes image-to-video mode 的 submit、poll、cancel、result、显式时长和画幅；text-to-video、关键帧、多模态参考、preview 和其他模式不在阶段一验收。</w:t>
       </w:r>
     </w:p>
     <w:p>
@@ -23341,7 +23303,7 @@
           <w:color w:val="20252B"/>
           <w:sz w:val="21"/>
         </w:rPr>
-        <w:t>验证 Codex 中转站的 /v1/models、结构化输出、流式和用量字段；验证 GPT Image 2 中转站的文生图、参考图、多图输入、遮罩编辑、尺寸、质量、格式、URL/base64 校验后入 TOS 和用量字段；验证 Fish Audio 与 Groq 的文件、时长和时间戳能力。</w:t>
+        <w:t>验证显式 opt-in Codex 中转站的 /v1/models candidate diff、结构化输出、流式和用量字段；验证 GPT Image 2 中转站的文生图、参考图、多图输入、遮罩编辑、尺寸、质量、格式、URL/base64 校验后入 TOS 和用量字段；Fish Audio 与 Groq 的文件、时长和时间戳能力属于 MVP-B，不进入阶段一验证。</w:t>
       </w:r>
     </w:p>
     <w:p>
@@ -23375,7 +23337,7 @@
           <w:color w:val="20252B"/>
           <w:sz w:val="21"/>
         </w:rPr>
-        <w:t>验证故事/剧本、图片、视频、音频和时间线素材的上下文对话：选区/时间范围、EditPlan Schema、影响分析、费用确认、候选版本、继续追问、拒绝、按镜头/场次/集/勾选引用替换、409 版本冲突和历史版本只读。</w:t>
+        <w:t>验证图片/视频素材的上下文对话：选区/时间范围、AssetEditPlan Schema、影响分析、费用确认、候选版本、继续追问、拒绝、按镜头/场次/集/勾选引用替换、409 版本冲突和历史版本只读。story/script 的 TextReview 与 audio/Timeline 的 typed command 各自独立验证。</w:t>
       </w:r>
     </w:p>
     <w:p>
@@ -23392,7 +23354,7 @@
           <w:color w:val="20252B"/>
           <w:sz w:val="21"/>
         </w:rPr>
-        <w:t>完成 SkillRegistry manifest/commit/许可证记录、确定性过滤和人工回退；候选规模增大后验证 semantic-router 的本地加载、阈值、误路由回退和路由评测。</w:t>
+        <w:t>完成默认 Workflow 所绑定 SkillRevision 的 manifest/commit 或 archive URL/digest/许可证记录、确定性过滤和人工回退；semantic-router 仅在候选规模增大后作为 MVP-B 可选语义排序器验证，MVP-A 维持本地确定性排序。</w:t>
       </w:r>
     </w:p>
     <w:p>
@@ -23409,7 +23371,7 @@
           <w:color w:val="20252B"/>
           <w:sz w:val="21"/>
         </w:rPr>
-        <w:t>跑通 TOS 分片上传、断点恢复、签名读取、代理生成、本地工作区空间预检和 2GB 素材链路，并验证轻量与完整工程包回导。</w:t>
+        <w:t>跑通 TOS 分片上传、断点恢复、签名读取、代理生成、本地工作区空间预检和 2GB 素材链路，并验证 light manifest 可解析与恢复 runbook 的 checksum/ETag 证据；不验证工程包回导。</w:t>
       </w:r>
     </w:p>
     <w:sectPr>
